--- a/testakten/meinungspruefer-grenzfaelle-alltag/04_kantine_gespraechsnotiz_betrieb.docx
+++ b/testakten/meinungspruefer-grenzfaelle-alltag/04_kantine_gespraechsnotiz_betrieb.docx
@@ -358,33 +358,101 @@
         <w:t>Ich will im HR-Gespräch nicht so tun, als hätte ich gelogen. Ich will sagen, dass ich es zugespitzt habe und fachlich erklären kann, warum die Zahlen aus meiner Sicht falsch wirken. Aber ich will nicht freiwillig in eine Abmahnung oder gar Kündigung laufen.</w:t>
       </w:r>
     </w:p>
-    <w:p>
-      <w:pPr>
-        <w:pStyle w:val="Heading2"/>
-      </w:pPr>
-      <w:r>
-        <w:rPr>
-          <w:rFonts w:ascii="Times New Roman" w:hAnsi="Times New Roman"/>
-        </w:rPr>
-        <w:t>Bewertungshinweis Kanzlei (vorläufig)</w:t>
-      </w:r>
-    </w:p>
-    <w:p>
-      <w:pPr>
-        <w:jc w:val="left"/>
-      </w:pPr>
-      <w:r>
-        <w:t>Die Aussage hat einen klaren Tatsachenkern ("trickst die Zahlen zurecht") und eine konkrete identifizierbare Person — schwieriger als der Bürgermeister-Fall. Mögliche Anspruchsgrundlagen für den Arbeitgeber: arbeitsvertragliche Nebenpflicht zur Rücksichtnahme (§ 241 II BGB), ggf. § 1 KSchG nach Abmahnung. Tipp an Mandantin: Im Gespräch zugeben, dass die Wortwahl überzogen war; in der Sache aber bei den Zahlen bleiben; Betriebsrat trotz HR-Hinweis informieren (§ 82 II BetrVG, Anhörung) und Versetzungs- oder Anzeigeleistung gegen Compliance-Hotline aktiv vermeiden, solange nicht abgesichert.</w:t>
-      </w:r>
-    </w:p>
     <w:sectPr>
+      <w:headerReference w:type="default" r:id="rId9"/>
+      <w:footerReference w:type="default" r:id="rId10"/>
       <w:pgSz w:w="11906" w:h="16838"/>
-      <w:pgMar w:top="1417" w:right="1417" w:bottom="1417" w:left="1417" w:header="720" w:footer="720" w:gutter="0"/>
+      <w:pgMar w:top="1417" w:right="1417" w:bottom="1417" w:left="1417" w:header="680" w:footer="567" w:gutter="0"/>
       <w:cols w:space="720"/>
       <w:docGrid w:linePitch="360"/>
     </w:sectPr>
   </w:body>
 </w:document>
+</file>
+
+<file path=word/footer1.xml><?xml version="1.0" encoding="utf-8"?>
+<w:ftr xmlns:m="http://schemas.openxmlformats.org/officeDocument/2006/math" xmlns:mc="http://schemas.openxmlformats.org/markup-compatibility/2006" xmlns:mo="http://schemas.microsoft.com/office/mac/office/2008/main" xmlns:mv="urn:schemas-microsoft-com:mac:vml" xmlns:o="urn:schemas-microsoft-com:office:office" xmlns:r="http://schemas.openxmlformats.org/officeDocument/2006/relationships" xmlns:v="urn:schemas-microsoft-com:vml" xmlns:w10="urn:schemas-microsoft-com:office:word" xmlns:w14="http://schemas.microsoft.com/office/word/2010/wordml" xmlns:w="http://schemas.openxmlformats.org/wordprocessingml/2006/main" xmlns:wne="http://schemas.microsoft.com/office/word/2006/wordml" xmlns:wp14="http://schemas.microsoft.com/office/word/2010/wordprocessingDrawing" xmlns:wp="http://schemas.openxmlformats.org/drawingml/2006/wordprocessingDrawing" xmlns:wpc="http://schemas.microsoft.com/office/word/2010/wordprocessingCanvas" xmlns:wpg="http://schemas.microsoft.com/office/word/2010/wordprocessingGroup" xmlns:wpi="http://schemas.microsoft.com/office/word/2010/wordprocessingInk" xmlns:wps="http://schemas.microsoft.com/office/word/2010/wordprocessingShape" mc:Ignorable="w14 wp14">
+  <w:p>
+    <w:pPr>
+      <w:pStyle w:val="Footer"/>
+      <w:tabs>
+        <w:tab w:pos="9071" w:val="right"/>
+      </w:tabs>
+      <w:jc w:val="left"/>
+    </w:pPr>
+    <w:r>
+      <w:rPr>
+        <w:rFonts w:ascii="Times New Roman" w:hAnsi="Times New Roman"/>
+        <w:color w:val="6B6B66"/>
+        <w:sz w:val="16"/>
+      </w:rPr>
+    </w:r>
+    <w:r>
+      <w:rPr>
+        <w:rFonts w:ascii="Times New Roman" w:hAnsi="Times New Roman"/>
+        <w:color w:val="6B6B66"/>
+        <w:sz w:val="16"/>
+      </w:rPr>
+      <w:t>HanseLicht Komponenten GmbH</w:t>
+    </w:r>
+    <w:r>
+      <w:rPr>
+        <w:rFonts w:ascii="Times New Roman" w:hAnsi="Times New Roman"/>
+        <w:color w:val="6B6B66"/>
+        <w:sz w:val="16"/>
+      </w:rPr>
+      <w:tab/>
+      <w:t xml:space="preserve">Seite </w:t>
+    </w:r>
+    <w:r>
+      <w:rPr>
+        <w:rFonts w:ascii="Times New Roman" w:hAnsi="Times New Roman"/>
+        <w:color w:val="6B6B66"/>
+        <w:sz w:val="16"/>
+      </w:rPr>
+      <w:fldChar w:fldCharType="begin"/>
+      <w:instrText xml:space="preserve"> PAGE </w:instrText>
+      <w:fldChar w:fldCharType="end"/>
+    </w:r>
+  </w:p>
+</w:ftr>
+</file>
+
+<file path=word/header1.xml><?xml version="1.0" encoding="utf-8"?>
+<w:hdr xmlns:m="http://schemas.openxmlformats.org/officeDocument/2006/math" xmlns:mc="http://schemas.openxmlformats.org/markup-compatibility/2006" xmlns:mo="http://schemas.microsoft.com/office/mac/office/2008/main" xmlns:mv="urn:schemas-microsoft-com:mac:vml" xmlns:o="urn:schemas-microsoft-com:office:office" xmlns:r="http://schemas.openxmlformats.org/officeDocument/2006/relationships" xmlns:v="urn:schemas-microsoft-com:vml" xmlns:w10="urn:schemas-microsoft-com:office:word" xmlns:w14="http://schemas.microsoft.com/office/word/2010/wordml" xmlns:w="http://schemas.openxmlformats.org/wordprocessingml/2006/main" xmlns:wne="http://schemas.microsoft.com/office/word/2006/wordml" xmlns:wp14="http://schemas.microsoft.com/office/word/2010/wordprocessingDrawing" xmlns:wp="http://schemas.openxmlformats.org/drawingml/2006/wordprocessingDrawing" xmlns:wpc="http://schemas.microsoft.com/office/word/2010/wordprocessingCanvas" xmlns:wpg="http://schemas.microsoft.com/office/word/2010/wordprocessingGroup" xmlns:wpi="http://schemas.microsoft.com/office/word/2010/wordprocessingInk" xmlns:wps="http://schemas.microsoft.com/office/word/2010/wordprocessingShape" mc:Ignorable="w14 wp14">
+  <w:p>
+    <w:pPr>
+      <w:pStyle w:val="Header"/>
+      <w:jc w:val="left"/>
+    </w:pPr>
+    <w:r/>
+    <w:r>
+      <w:rPr>
+        <w:rFonts w:ascii="Times New Roman" w:hAnsi="Times New Roman"/>
+        <w:b/>
+        <w:color w:val="3B3F45"/>
+        <w:sz w:val="24"/>
+      </w:rPr>
+      <w:t>HanseLicht Komponenten GmbH</w:t>
+    </w:r>
+  </w:p>
+  <w:p>
+    <w:pPr>
+      <w:jc w:val="left"/>
+      <w:pBdr>
+        <w:bottom w:val="single" w:sz="6" w:space="2" w:color="3B3F45"/>
+      </w:pBdr>
+    </w:pPr>
+    <w:r>
+      <w:rPr>
+        <w:rFonts w:ascii="Times New Roman" w:hAnsi="Times New Roman"/>
+        <w:color w:val="6B6B66"/>
+        <w:sz w:val="16"/>
+      </w:rPr>
+      <w:t>Standort Bremen</w:t>
+    </w:r>
+  </w:p>
+</w:hdr>
 </file>
 
 <file path=word/numbering.xml><?xml version="1.0" encoding="utf-8"?>
